--- a/experiment_versions/v7_g_tr/Manual Experiment Cascading Transitions in Perception v7.docx
+++ b/experiment_versions/v7_g_tr/Manual Experiment Cascading Transitions in Perception v7.docx
@@ -352,6 +352,25 @@
     </w:p>
     <w:p>
       <w:pPr>
+        <w:rPr>
+          <w:b/>
+          <w:bCs/>
+          <w:u w:val="single"/>
+          <w:lang w:val="en-US"/>
+        </w:rPr>
+      </w:pPr>
+      <w:r>
+        <w:rPr>
+          <w:b/>
+          <w:bCs/>
+          <w:u w:val="single"/>
+          <w:lang w:val="en-US"/>
+        </w:rPr>
+        <w:t>Skip to End with E</w:t>
+      </w:r>
+    </w:p>
+    <w:p>
+      <w:pPr>
         <w:ind w:left="708"/>
         <w:rPr>
           <w:lang w:val="en-US"/>
@@ -368,11 +387,17 @@
     <w:p>
       <w:pPr>
         <w:rPr>
-          <w:lang w:val="en-US"/>
-        </w:rPr>
-      </w:pPr>
-      <w:r>
-        <w:rPr>
+          <w:b/>
+          <w:bCs/>
+          <w:u w:val="single"/>
+          <w:lang w:val="en-US"/>
+        </w:rPr>
+      </w:pPr>
+      <w:r>
+        <w:rPr>
+          <w:b/>
+          <w:bCs/>
+          <w:u w:val="single"/>
           <w:lang w:val="en-US"/>
         </w:rPr>
         <w:t xml:space="preserve">Verify calibration: </w:t>
@@ -381,18 +406,27 @@
     <w:p>
       <w:pPr>
         <w:rPr>
-          <w:lang w:val="en-US"/>
-        </w:rPr>
-      </w:pPr>
-    </w:p>
-    <w:p>
-      <w:pPr>
-        <w:rPr>
-          <w:lang w:val="en-US"/>
-        </w:rPr>
-      </w:pPr>
-      <w:r>
-        <w:rPr>
+          <w:b/>
+          <w:bCs/>
+          <w:u w:val="single"/>
+          <w:lang w:val="en-US"/>
+        </w:rPr>
+      </w:pPr>
+    </w:p>
+    <w:p>
+      <w:pPr>
+        <w:rPr>
+          <w:b/>
+          <w:bCs/>
+          <w:u w:val="single"/>
+          <w:lang w:val="en-US"/>
+        </w:rPr>
+      </w:pPr>
+      <w:r>
+        <w:rPr>
+          <w:b/>
+          <w:bCs/>
+          <w:u w:val="single"/>
           <w:lang w:val="en-US"/>
         </w:rPr>
         <w:tab/>
@@ -402,11 +436,17 @@
     <w:p>
       <w:pPr>
         <w:rPr>
-          <w:lang w:val="en-US"/>
-        </w:rPr>
-      </w:pPr>
-      <w:r>
-        <w:rPr>
+          <w:b/>
+          <w:bCs/>
+          <w:u w:val="single"/>
+          <w:lang w:val="en-US"/>
+        </w:rPr>
+      </w:pPr>
+      <w:r>
+        <w:rPr>
+          <w:b/>
+          <w:bCs/>
+          <w:u w:val="single"/>
           <w:lang w:val="en-US"/>
         </w:rPr>
         <w:tab/>
@@ -416,18 +456,27 @@
     <w:p>
       <w:pPr>
         <w:rPr>
-          <w:lang w:val="en-US"/>
-        </w:rPr>
-      </w:pPr>
-    </w:p>
-    <w:p>
-      <w:pPr>
-        <w:rPr>
-          <w:lang w:val="en-US"/>
-        </w:rPr>
-      </w:pPr>
-      <w:r>
-        <w:rPr>
+          <w:b/>
+          <w:bCs/>
+          <w:u w:val="single"/>
+          <w:lang w:val="en-US"/>
+        </w:rPr>
+      </w:pPr>
+    </w:p>
+    <w:p>
+      <w:pPr>
+        <w:rPr>
+          <w:b/>
+          <w:bCs/>
+          <w:u w:val="single"/>
+          <w:lang w:val="en-US"/>
+        </w:rPr>
+      </w:pPr>
+      <w:r>
+        <w:rPr>
+          <w:b/>
+          <w:bCs/>
+          <w:u w:val="single"/>
           <w:lang w:val="en-US"/>
         </w:rPr>
         <w:tab/>
@@ -437,11 +486,17 @@
     <w:p>
       <w:pPr>
         <w:rPr>
-          <w:lang w:val="en-US"/>
-        </w:rPr>
-      </w:pPr>
-      <w:r>
-        <w:rPr>
+          <w:b/>
+          <w:bCs/>
+          <w:u w:val="single"/>
+          <w:lang w:val="en-US"/>
+        </w:rPr>
+      </w:pPr>
+      <w:r>
+        <w:rPr>
+          <w:b/>
+          <w:bCs/>
+          <w:u w:val="single"/>
           <w:lang w:val="en-US"/>
         </w:rPr>
         <w:tab/>

--- a/experiment_versions/v7_g_tr/Manual Experiment Cascading Transitions in Perception v7.docx
+++ b/experiment_versions/v7_g_tr/Manual Experiment Cascading Transitions in Perception v7.docx
@@ -906,7 +906,23 @@
           <w:szCs w:val="16"/>
           <w:lang w:val="en-US"/>
         </w:rPr>
-        <w:t>experiment_versions\v6_grouping\</w:t>
+        <w:t>experiment_versions\</w:t>
+      </w:r>
+      <w:r>
+        <w:rPr>
+          <w:sz w:val="16"/>
+          <w:szCs w:val="16"/>
+          <w:lang w:val="en-US"/>
+        </w:rPr>
+        <w:t>main_v7_g_tr</w:t>
+      </w:r>
+      <w:r>
+        <w:rPr>
+          <w:sz w:val="16"/>
+          <w:szCs w:val="16"/>
+          <w:lang w:val="en-US"/>
+        </w:rPr>
+        <w:t>\</w:t>
       </w:r>
       <w:r>
         <w:rPr>

--- a/experiment_versions/v7_g_tr/Manual Experiment Cascading Transitions in Perception v7.docx
+++ b/experiment_versions/v7_g_tr/Manual Experiment Cascading Transitions in Perception v7.docx
@@ -914,7 +914,7 @@
           <w:szCs w:val="16"/>
           <w:lang w:val="en-US"/>
         </w:rPr>
-        <w:t>main_v7_g_tr</w:t>
+        <w:t>v7_g_tr</w:t>
       </w:r>
       <w:r>
         <w:rPr>
